--- a/CHECKLISTS/MODU/CHECK LIST/MODU-01.docx
+++ b/CHECKLISTS/MODU/CHECK LIST/MODU-01.docx
@@ -3153,16 +3153,18 @@
                       <w:trHeight w:hRule="exact" w:val="434"/>
                     </w:trPr>
                     <w:tc>
-                      <w:tcPr>
-                        <w:tcW w:w="3229" w:type="dxa"/>
-                        <w:tcBorders>
-                          <w:top w:val="single" w:sz="5" w:space="0" w:color="000000"/>
-                          <w:left w:val="single" w:sz="5" w:space="0" w:color="000000"/>
-                          <w:bottom w:val="single" w:sz="5" w:space="0" w:color="000000"/>
-                          <w:right w:val="single" w:sz="5" w:space="0" w:color="000000"/>
-                        </w:tcBorders>
-                      </w:tcPr>
-                      <w:p/>
+                      <w:sdt>
+                        <w:sdtPr>
+                          <w:tag w:val="vessel_name"/>
+                        </w:sdtPr>
+                        <w:sdtContent>
+                          <w:p>
+                            <w:r>
+                              <w:t>{vessel_name}</w:t>
+                            </w:r>
+                          </w:p>
+                        </w:sdtContent>
+                      </w:sdt>
                     </w:tc>
                     <w:tc>
                       <w:tcPr>
@@ -6839,16 +6841,18 @@
                       <w:trHeight w:hRule="exact" w:val="434"/>
                     </w:trPr>
                     <w:tc>
-                      <w:tcPr>
-                        <w:tcW w:w="3229" w:type="dxa"/>
-                        <w:tcBorders>
-                          <w:top w:val="single" w:sz="5" w:space="0" w:color="000000"/>
-                          <w:left w:val="single" w:sz="5" w:space="0" w:color="000000"/>
-                          <w:bottom w:val="single" w:sz="5" w:space="0" w:color="000000"/>
-                          <w:right w:val="single" w:sz="5" w:space="0" w:color="000000"/>
-                        </w:tcBorders>
-                      </w:tcPr>
-                      <w:p/>
+                      <w:sdt>
+                        <w:sdtPr>
+                          <w:tag w:val="vessel_name"/>
+                        </w:sdtPr>
+                        <w:sdtContent>
+                          <w:p>
+                            <w:r>
+                              <w:t>{vessel_name}</w:t>
+                            </w:r>
+                          </w:p>
+                        </w:sdtContent>
+                      </w:sdt>
                     </w:tc>
                     <w:tc>
                       <w:tcPr>
@@ -9949,16 +9953,18 @@
           <w:trHeight w:hRule="exact" w:val="434"/>
         </w:trPr>
         <w:tc>
-          <w:tcPr>
-            <w:tcW w:w="3229" w:type="dxa"/>
-            <w:tcBorders>
-              <w:top w:val="single" w:sz="5" w:space="0" w:color="000000"/>
-              <w:left w:val="single" w:sz="5" w:space="0" w:color="000000"/>
-              <w:bottom w:val="single" w:sz="5" w:space="0" w:color="000000"/>
-              <w:right w:val="single" w:sz="5" w:space="0" w:color="000000"/>
-            </w:tcBorders>
-          </w:tcPr>
-          <w:p/>
+          <w:sdt>
+            <w:sdtPr>
+              <w:tag w:val="vessel_name"/>
+            </w:sdtPr>
+            <w:sdtContent>
+              <w:p>
+                <w:r>
+                  <w:t>{vessel_name}</w:t>
+                </w:r>
+              </w:p>
+            </w:sdtContent>
+          </w:sdt>
         </w:tc>
         <w:tc>
           <w:tcPr>
@@ -13157,16 +13163,18 @@
           <w:trHeight w:hRule="exact" w:val="434"/>
         </w:trPr>
         <w:tc>
-          <w:tcPr>
-            <w:tcW w:w="3229" w:type="dxa"/>
-            <w:tcBorders>
-              <w:top w:val="single" w:sz="5" w:space="0" w:color="000000"/>
-              <w:left w:val="single" w:sz="5" w:space="0" w:color="000000"/>
-              <w:bottom w:val="single" w:sz="5" w:space="0" w:color="000000"/>
-              <w:right w:val="single" w:sz="5" w:space="0" w:color="000000"/>
-            </w:tcBorders>
-          </w:tcPr>
-          <w:p/>
+          <w:sdt>
+            <w:sdtPr>
+              <w:tag w:val="vessel_name"/>
+            </w:sdtPr>
+            <w:sdtContent>
+              <w:p>
+                <w:r>
+                  <w:t>{vessel_name}</w:t>
+                </w:r>
+              </w:p>
+            </w:sdtContent>
+          </w:sdt>
         </w:tc>
         <w:tc>
           <w:tcPr>
@@ -16128,16 +16136,18 @@
           <w:trHeight w:hRule="exact" w:val="434"/>
         </w:trPr>
         <w:tc>
-          <w:tcPr>
-            <w:tcW w:w="3229" w:type="dxa"/>
-            <w:tcBorders>
-              <w:top w:val="single" w:sz="5" w:space="0" w:color="000000"/>
-              <w:left w:val="single" w:sz="5" w:space="0" w:color="000000"/>
-              <w:bottom w:val="single" w:sz="5" w:space="0" w:color="000000"/>
-              <w:right w:val="single" w:sz="5" w:space="0" w:color="000000"/>
-            </w:tcBorders>
-          </w:tcPr>
-          <w:p/>
+          <w:sdt>
+            <w:sdtPr>
+              <w:tag w:val="vessel_name"/>
+            </w:sdtPr>
+            <w:sdtContent>
+              <w:p>
+                <w:r>
+                  <w:t>{vessel_name}</w:t>
+                </w:r>
+              </w:p>
+            </w:sdtContent>
+          </w:sdt>
         </w:tc>
         <w:tc>
           <w:tcPr>
@@ -19343,16 +19353,18 @@
           <w:trHeight w:hRule="exact" w:val="434"/>
         </w:trPr>
         <w:tc>
-          <w:tcPr>
-            <w:tcW w:w="3229" w:type="dxa"/>
-            <w:tcBorders>
-              <w:top w:val="single" w:sz="5" w:space="0" w:color="000000"/>
-              <w:left w:val="single" w:sz="5" w:space="0" w:color="000000"/>
-              <w:bottom w:val="single" w:sz="5" w:space="0" w:color="000000"/>
-              <w:right w:val="single" w:sz="5" w:space="0" w:color="000000"/>
-            </w:tcBorders>
-          </w:tcPr>
-          <w:p/>
+          <w:sdt>
+            <w:sdtPr>
+              <w:tag w:val="vessel_name"/>
+            </w:sdtPr>
+            <w:sdtContent>
+              <w:p>
+                <w:r>
+                  <w:t>{vessel_name}</w:t>
+                </w:r>
+              </w:p>
+            </w:sdtContent>
+          </w:sdt>
         </w:tc>
         <w:tc>
           <w:tcPr>
@@ -22506,16 +22518,18 @@
           <w:trHeight w:hRule="exact" w:val="434"/>
         </w:trPr>
         <w:tc>
-          <w:tcPr>
-            <w:tcW w:w="3229" w:type="dxa"/>
-            <w:tcBorders>
-              <w:top w:val="single" w:sz="5" w:space="0" w:color="000000"/>
-              <w:left w:val="single" w:sz="5" w:space="0" w:color="000000"/>
-              <w:bottom w:val="single" w:sz="5" w:space="0" w:color="000000"/>
-              <w:right w:val="single" w:sz="5" w:space="0" w:color="000000"/>
-            </w:tcBorders>
-          </w:tcPr>
-          <w:p/>
+          <w:sdt>
+            <w:sdtPr>
+              <w:tag w:val="vessel_name"/>
+            </w:sdtPr>
+            <w:sdtContent>
+              <w:p>
+                <w:r>
+                  <w:t>{vessel_name}</w:t>
+                </w:r>
+              </w:p>
+            </w:sdtContent>
+          </w:sdt>
         </w:tc>
         <w:tc>
           <w:tcPr>
@@ -25963,16 +25977,18 @@
           <w:trHeight w:hRule="exact" w:val="434"/>
         </w:trPr>
         <w:tc>
-          <w:tcPr>
-            <w:tcW w:w="3229" w:type="dxa"/>
-            <w:tcBorders>
-              <w:top w:val="single" w:sz="5" w:space="0" w:color="000000"/>
-              <w:left w:val="single" w:sz="5" w:space="0" w:color="000000"/>
-              <w:bottom w:val="single" w:sz="5" w:space="0" w:color="000000"/>
-              <w:right w:val="single" w:sz="5" w:space="0" w:color="000000"/>
-            </w:tcBorders>
-          </w:tcPr>
-          <w:p/>
+          <w:sdt>
+            <w:sdtPr>
+              <w:tag w:val="vessel_name"/>
+            </w:sdtPr>
+            <w:sdtContent>
+              <w:p>
+                <w:r>
+                  <w:t>{vessel_name}</w:t>
+                </w:r>
+              </w:p>
+            </w:sdtContent>
+          </w:sdt>
         </w:tc>
         <w:tc>
           <w:tcPr>
@@ -28901,16 +28917,18 @@
           <w:trHeight w:hRule="exact" w:val="434"/>
         </w:trPr>
         <w:tc>
-          <w:tcPr>
-            <w:tcW w:w="3229" w:type="dxa"/>
-            <w:tcBorders>
-              <w:top w:val="single" w:sz="5" w:space="0" w:color="000000"/>
-              <w:left w:val="single" w:sz="5" w:space="0" w:color="000000"/>
-              <w:bottom w:val="single" w:sz="5" w:space="0" w:color="000000"/>
-              <w:right w:val="single" w:sz="5" w:space="0" w:color="000000"/>
-            </w:tcBorders>
-          </w:tcPr>
-          <w:p/>
+          <w:sdt>
+            <w:sdtPr>
+              <w:tag w:val="vessel_name"/>
+            </w:sdtPr>
+            <w:sdtContent>
+              <w:p>
+                <w:r>
+                  <w:t>{vessel_name}</w:t>
+                </w:r>
+              </w:p>
+            </w:sdtContent>
+          </w:sdt>
         </w:tc>
         <w:tc>
           <w:tcPr>
@@ -32469,16 +32487,18 @@
           <w:trHeight w:hRule="exact" w:val="434"/>
         </w:trPr>
         <w:tc>
-          <w:tcPr>
-            <w:tcW w:w="3229" w:type="dxa"/>
-            <w:tcBorders>
-              <w:top w:val="single" w:sz="5" w:space="0" w:color="000000"/>
-              <w:left w:val="single" w:sz="5" w:space="0" w:color="000000"/>
-              <w:bottom w:val="single" w:sz="5" w:space="0" w:color="000000"/>
-              <w:right w:val="single" w:sz="5" w:space="0" w:color="000000"/>
-            </w:tcBorders>
-          </w:tcPr>
-          <w:p/>
+          <w:sdt>
+            <w:sdtPr>
+              <w:tag w:val="vessel_name"/>
+            </w:sdtPr>
+            <w:sdtContent>
+              <w:p>
+                <w:r>
+                  <w:t>{vessel_name}</w:t>
+                </w:r>
+              </w:p>
+            </w:sdtContent>
+          </w:sdt>
         </w:tc>
         <w:tc>
           <w:tcPr>
@@ -36962,16 +36982,18 @@
           <w:trHeight w:hRule="exact" w:val="434"/>
         </w:trPr>
         <w:tc>
-          <w:tcPr>
-            <w:tcW w:w="3229" w:type="dxa"/>
-            <w:tcBorders>
-              <w:top w:val="single" w:sz="5" w:space="0" w:color="000000"/>
-              <w:left w:val="single" w:sz="5" w:space="0" w:color="000000"/>
-              <w:bottom w:val="single" w:sz="5" w:space="0" w:color="000000"/>
-              <w:right w:val="single" w:sz="5" w:space="0" w:color="000000"/>
-            </w:tcBorders>
-          </w:tcPr>
-          <w:p/>
+          <w:sdt>
+            <w:sdtPr>
+              <w:tag w:val="vessel_name"/>
+            </w:sdtPr>
+            <w:sdtContent>
+              <w:p>
+                <w:r>
+                  <w:t>{vessel_name}</w:t>
+                </w:r>
+              </w:p>
+            </w:sdtContent>
+          </w:sdt>
         </w:tc>
         <w:tc>
           <w:tcPr>
@@ -40012,16 +40034,18 @@
           <w:trHeight w:hRule="exact" w:val="434"/>
         </w:trPr>
         <w:tc>
-          <w:tcPr>
-            <w:tcW w:w="3229" w:type="dxa"/>
-            <w:tcBorders>
-              <w:top w:val="single" w:sz="5" w:space="0" w:color="000000"/>
-              <w:left w:val="single" w:sz="5" w:space="0" w:color="000000"/>
-              <w:bottom w:val="single" w:sz="5" w:space="0" w:color="000000"/>
-              <w:right w:val="single" w:sz="5" w:space="0" w:color="000000"/>
-            </w:tcBorders>
-          </w:tcPr>
-          <w:p/>
+          <w:sdt>
+            <w:sdtPr>
+              <w:tag w:val="vessel_name"/>
+            </w:sdtPr>
+            <w:sdtContent>
+              <w:p>
+                <w:r>
+                  <w:t>{vessel_name}</w:t>
+                </w:r>
+              </w:p>
+            </w:sdtContent>
+          </w:sdt>
         </w:tc>
         <w:tc>
           <w:tcPr>
@@ -46428,16 +46452,18 @@
           <w:trHeight w:hRule="exact" w:val="434"/>
         </w:trPr>
         <w:tc>
-          <w:tcPr>
-            <w:tcW w:w="3229" w:type="dxa"/>
-            <w:tcBorders>
-              <w:top w:val="single" w:sz="5" w:space="0" w:color="000000"/>
-              <w:left w:val="single" w:sz="5" w:space="0" w:color="000000"/>
-              <w:bottom w:val="single" w:sz="5" w:space="0" w:color="000000"/>
-              <w:right w:val="single" w:sz="5" w:space="0" w:color="000000"/>
-            </w:tcBorders>
-          </w:tcPr>
-          <w:p/>
+          <w:sdt>
+            <w:sdtPr>
+              <w:tag w:val="vessel_name"/>
+            </w:sdtPr>
+            <w:sdtContent>
+              <w:p>
+                <w:r>
+                  <w:t>{vessel_name}</w:t>
+                </w:r>
+              </w:p>
+            </w:sdtContent>
+          </w:sdt>
         </w:tc>
         <w:tc>
           <w:tcPr>
@@ -48138,13 +48164,18 @@
       </w:r>
     </w:p>
     <w:p>
-      <w:pPr>
-        <w:rPr>
-          <w:rFonts w:ascii="Calibri" w:eastAsia="Calibri" w:hAnsi="Calibri" w:cs="Calibri"/>
-          <w:sz w:val="20"/>
-          <w:szCs w:val="20"/>
-        </w:rPr>
-      </w:pPr>
+      <w:sdt>
+        <w:sdtPr>
+          <w:tag w:val="expiry_date"/>
+        </w:sdtPr>
+        <w:sdtContent>
+          <w:p>
+            <w:r>
+              <w:t>{expiry_date}</w:t>
+            </w:r>
+          </w:p>
+        </w:sdtContent>
+      </w:sdt>
     </w:p>
     <w:p>
       <w:pPr>
@@ -48665,16 +48696,18 @@
           <w:trHeight w:hRule="exact" w:val="434"/>
         </w:trPr>
         <w:tc>
-          <w:tcPr>
-            <w:tcW w:w="3229" w:type="dxa"/>
-            <w:tcBorders>
-              <w:top w:val="single" w:sz="5" w:space="0" w:color="000000"/>
-              <w:left w:val="single" w:sz="5" w:space="0" w:color="000000"/>
-              <w:bottom w:val="single" w:sz="5" w:space="0" w:color="000000"/>
-              <w:right w:val="single" w:sz="5" w:space="0" w:color="000000"/>
-            </w:tcBorders>
-          </w:tcPr>
-          <w:p/>
+          <w:sdt>
+            <w:sdtPr>
+              <w:tag w:val="vessel_name"/>
+            </w:sdtPr>
+            <w:sdtContent>
+              <w:p>
+                <w:r>
+                  <w:t>{vessel_name}</w:t>
+                </w:r>
+              </w:p>
+            </w:sdtContent>
+          </w:sdt>
         </w:tc>
         <w:tc>
           <w:tcPr>
@@ -48941,16 +48974,18 @@
           <w:trHeight w:hRule="exact" w:val="305"/>
         </w:trPr>
         <w:tc>
-          <w:tcPr>
-            <w:tcW w:w="1051" w:type="dxa"/>
-            <w:tcBorders>
-              <w:top w:val="nil"/>
-              <w:left w:val="nil"/>
-              <w:bottom w:val="nil"/>
-              <w:right w:val="nil"/>
-            </w:tcBorders>
-          </w:tcPr>
-          <w:p/>
+          <w:sdt>
+            <w:sdtPr>
+              <w:tag w:val="place_of_survey"/>
+            </w:sdtPr>
+            <w:sdtContent>
+              <w:p>
+                <w:r>
+                  <w:t>{place_of_survey}</w:t>
+                </w:r>
+              </w:p>
+            </w:sdtContent>
+          </w:sdt>
         </w:tc>
         <w:tc>
           <w:tcPr>
@@ -49045,35 +49080,18 @@
           </w:p>
         </w:tc>
         <w:tc>
-          <w:tcPr>
-            <w:tcW w:w="4858" w:type="dxa"/>
-            <w:tcBorders>
-              <w:top w:val="nil"/>
-              <w:left w:val="nil"/>
-              <w:bottom w:val="nil"/>
-              <w:right w:val="nil"/>
-            </w:tcBorders>
-          </w:tcPr>
-          <w:p>
-            <w:pPr>
-              <w:pStyle w:val="TableParagraph"/>
-              <w:spacing w:line="208" w:lineRule="exact"/>
-              <w:ind w:left="2465"/>
-              <w:rPr>
-                <w:rFonts w:ascii="Calibri" w:eastAsia="Calibri" w:hAnsi="Calibri" w:cs="Calibri"/>
-                <w:sz w:val="18"/>
-                <w:szCs w:val="18"/>
-              </w:rPr>
-            </w:pPr>
-            <w:r>
-              <w:rPr>
-                <w:rFonts w:ascii="Calibri"/>
-                <w:spacing w:val="-1"/>
-                <w:sz w:val="18"/>
-              </w:rPr>
-              <w:t>(DD-MM-YYYY)</w:t>
-            </w:r>
-          </w:p>
+          <w:sdt>
+            <w:sdtPr>
+              <w:tag w:val="issue_date"/>
+            </w:sdtPr>
+            <w:sdtContent>
+              <w:p>
+                <w:r>
+                  <w:t>{issue_date}</w:t>
+                </w:r>
+              </w:p>
+            </w:sdtContent>
+          </w:sdt>
         </w:tc>
       </w:tr>
     </w:tbl>

--- a/CHECKLISTS/MODU/CHECK LIST/MODU-01.docx
+++ b/CHECKLISTS/MODU/CHECK LIST/MODU-01.docx
@@ -48162,29 +48162,22 @@
         </w:rPr>
         <w:t>issued</w:t>
       </w:r>
-    </w:p>
-    <w:p>
       <w:sdt>
         <w:sdtPr>
           <w:tag w:val="expiry_date"/>
+          <w:rPr>
+            <w:spacing w:val="-2"/>
+          </w:rPr>
         </w:sdtPr>
         <w:sdtContent>
-          <w:p>
-            <w:r>
-              <w:t>{expiry_date}</w:t>
-            </w:r>
-          </w:p>
+          <w:r>
+            <w:rPr>
+              <w:spacing w:val="-2"/>
+            </w:rPr>
+            <w:t>{expiry_date}</w:t>
+          </w:r>
         </w:sdtContent>
       </w:sdt>
-    </w:p>
-    <w:p>
-      <w:pPr>
-        <w:rPr>
-          <w:rFonts w:ascii="Calibri" w:eastAsia="Calibri" w:hAnsi="Calibri" w:cs="Calibri"/>
-          <w:sz w:val="20"/>
-          <w:szCs w:val="20"/>
-        </w:rPr>
-      </w:pPr>
     </w:p>
     <w:p>
       <w:pPr>

--- a/CHECKLISTS/MODU/CHECK LIST/MODU-01.docx
+++ b/CHECKLISTS/MODU/CHECK LIST/MODU-01.docx
@@ -48160,20 +48160,16 @@
         <w:rPr>
           <w:spacing w:val="-2"/>
         </w:rPr>
-        <w:t>issued</w:t>
-      </w:r>
-    </w:p>
-    <w:p>
+        <w:t xml:space="preserve">issued </w:t>
+      </w:r>
       <w:sdt>
         <w:sdtPr>
           <w:tag w:val="expiry_date"/>
         </w:sdtPr>
         <w:sdtContent>
-          <w:p>
-            <w:r>
-              <w:t>{expiry_date}</w:t>
-            </w:r>
-          </w:p>
+          <w:r>
+            <w:t>{expiry_date}</w:t>
+          </w:r>
         </w:sdtContent>
       </w:sdt>
     </w:p>
